--- a/docs/06-change-management/Управление изменениями и план спринта GameStore.docx
+++ b/docs/06-change-management/Управление изменениями и план спринта GameStore.docx
@@ -1010,6 +1010,1460 @@
         <w:spacing w:after="0"/>
       </w:pPr>
     </w:p>
+    <w:p>
+      <w:pPr>
+        <w:pStyle w:val="Heading1"/>
+      </w:pPr>
+      <w:r>
+        <w:t>Цель спринта</w:t>
+      </w:r>
+    </w:p>
+    <w:p>
+      <w:pPr>
+        <w:jc w:val="both"/>
+      </w:pPr>
+      <w:r>
+        <w:rPr>
+          <w:rFonts w:ascii="Times New Roman" w:hAnsi="Times New Roman" w:eastAsia="Times New Roman"/>
+          <w:color w:val="000000"/>
+          <w:sz w:val="22"/>
+        </w:rPr>
+        <w:t>Покупатель может найти игру, оформить и оплатить заказ, после чего получить цифровой ключ в библиотеке и на email не позднее чем через одну минуту.</w:t>
+      </w:r>
+    </w:p>
+    <w:p>
+      <w:pPr>
+        <w:pStyle w:val="Heading1"/>
+      </w:pPr>
+      <w:r>
+        <w:t>Бэклог</w:t>
+      </w:r>
+    </w:p>
+    <w:tbl>
+      <w:tblPr>
+        <w:tblW w:type="auto" w:w="0"/>
+        <w:jc w:val="center"/>
+        <w:tblLayout w:type="fixed"/>
+        <w:tblLook w:firstColumn="1" w:firstRow="1" w:lastColumn="0" w:lastRow="0" w:noHBand="0" w:noVBand="1" w:val="04A0"/>
+        <w:tblBorders>
+          <w:top w:val="single" w:sz="6" w:color="D9D9D9"/>
+          <w:left w:val="single" w:sz="6" w:color="D9D9D9"/>
+          <w:bottom w:val="single" w:sz="6" w:color="D9D9D9"/>
+          <w:right w:val="single" w:sz="6" w:color="D9D9D9"/>
+          <w:insideH w:val="single" w:sz="6" w:color="D9D9D9"/>
+          <w:insideV w:val="single" w:sz="6" w:color="D9D9D9"/>
+        </w:tblBorders>
+      </w:tblPr>
+      <w:tblGrid>
+        <w:gridCol w:w="2045"/>
+        <w:gridCol w:w="2045"/>
+        <w:gridCol w:w="2045"/>
+        <w:gridCol w:w="2045"/>
+        <w:gridCol w:w="2045"/>
+      </w:tblGrid>
+      <w:tr>
+        <w:trPr>
+          <w:cantSplit/>
+          <w:tblHeader w:val="true"/>
+        </w:trPr>
+        <w:tc>
+          <w:tcPr>
+            <w:tcW w:type="dxa" w:w="432"/>
+            <w:vAlign w:val="center"/>
+            <w:tcMar>
+              <w:top w:w="65" w:type="dxa"/>
+              <w:start w:w="90" w:type="dxa"/>
+              <w:bottom w:w="65" w:type="dxa"/>
+              <w:end w:w="90" w:type="dxa"/>
+            </w:tcMar>
+            <w:shd w:fill="1F4E78"/>
+          </w:tcPr>
+          <w:p>
+            <w:pPr>
+              <w:spacing w:after="0" w:line="240" w:lineRule="auto"/>
+            </w:pPr>
+            <w:r>
+              <w:rPr>
+                <w:rFonts w:ascii="Times New Roman" w:hAnsi="Times New Roman" w:eastAsia="Times New Roman"/>
+                <w:b/>
+                <w:color w:val="FFFFFF"/>
+                <w:sz w:val="16"/>
+              </w:rPr>
+              <w:t>№</w:t>
+            </w:r>
+          </w:p>
+        </w:tc>
+        <w:tc>
+          <w:tcPr>
+            <w:tcW w:type="dxa" w:w="6696"/>
+            <w:vAlign w:val="center"/>
+            <w:tcMar>
+              <w:top w:w="65" w:type="dxa"/>
+              <w:start w:w="90" w:type="dxa"/>
+              <w:bottom w:w="65" w:type="dxa"/>
+              <w:end w:w="90" w:type="dxa"/>
+            </w:tcMar>
+            <w:shd w:fill="1F4E78"/>
+          </w:tcPr>
+          <w:p>
+            <w:pPr>
+              <w:spacing w:after="0" w:line="240" w:lineRule="auto"/>
+            </w:pPr>
+            <w:r>
+              <w:rPr>
+                <w:rFonts w:ascii="Times New Roman" w:hAnsi="Times New Roman" w:eastAsia="Times New Roman"/>
+                <w:b/>
+                <w:color w:val="FFFFFF"/>
+                <w:sz w:val="16"/>
+              </w:rPr>
+              <w:t>Пользовательская история</w:t>
+            </w:r>
+          </w:p>
+        </w:tc>
+        <w:tc>
+          <w:tcPr>
+            <w:tcW w:type="dxa" w:w="1224"/>
+            <w:vAlign w:val="center"/>
+            <w:tcMar>
+              <w:top w:w="65" w:type="dxa"/>
+              <w:start w:w="90" w:type="dxa"/>
+              <w:bottom w:w="65" w:type="dxa"/>
+              <w:end w:w="90" w:type="dxa"/>
+            </w:tcMar>
+            <w:shd w:fill="1F4E78"/>
+          </w:tcPr>
+          <w:p>
+            <w:pPr>
+              <w:spacing w:after="0" w:line="240" w:lineRule="auto"/>
+            </w:pPr>
+            <w:r>
+              <w:rPr>
+                <w:rFonts w:ascii="Times New Roman" w:hAnsi="Times New Roman" w:eastAsia="Times New Roman"/>
+                <w:b/>
+                <w:color w:val="FFFFFF"/>
+                <w:sz w:val="16"/>
+              </w:rPr>
+              <w:t>Приоритет</w:t>
+            </w:r>
+          </w:p>
+        </w:tc>
+        <w:tc>
+          <w:tcPr>
+            <w:tcW w:type="dxa" w:w="792"/>
+            <w:vAlign w:val="center"/>
+            <w:tcMar>
+              <w:top w:w="65" w:type="dxa"/>
+              <w:start w:w="90" w:type="dxa"/>
+              <w:bottom w:w="65" w:type="dxa"/>
+              <w:end w:w="90" w:type="dxa"/>
+            </w:tcMar>
+            <w:shd w:fill="1F4E78"/>
+          </w:tcPr>
+          <w:p>
+            <w:pPr>
+              <w:spacing w:after="0" w:line="240" w:lineRule="auto"/>
+            </w:pPr>
+            <w:r>
+              <w:rPr>
+                <w:rFonts w:ascii="Times New Roman" w:hAnsi="Times New Roman" w:eastAsia="Times New Roman"/>
+                <w:b/>
+                <w:color w:val="FFFFFF"/>
+                <w:sz w:val="16"/>
+              </w:rPr>
+              <w:t>Дни</w:t>
+            </w:r>
+          </w:p>
+        </w:tc>
+        <w:tc>
+          <w:tcPr>
+            <w:tcW w:type="dxa" w:w="1152"/>
+            <w:vAlign w:val="center"/>
+            <w:tcMar>
+              <w:top w:w="65" w:type="dxa"/>
+              <w:start w:w="90" w:type="dxa"/>
+              <w:bottom w:w="65" w:type="dxa"/>
+              <w:end w:w="90" w:type="dxa"/>
+            </w:tcMar>
+            <w:shd w:fill="1F4E78"/>
+          </w:tcPr>
+          <w:p>
+            <w:pPr>
+              <w:spacing w:after="0" w:line="240" w:lineRule="auto"/>
+            </w:pPr>
+            <w:r>
+              <w:rPr>
+                <w:rFonts w:ascii="Times New Roman" w:hAnsi="Times New Roman" w:eastAsia="Times New Roman"/>
+                <w:b/>
+                <w:color w:val="FFFFFF"/>
+                <w:sz w:val="16"/>
+              </w:rPr>
+              <w:t>В спринт</w:t>
+            </w:r>
+          </w:p>
+        </w:tc>
+      </w:tr>
+      <w:tr>
+        <w:trPr>
+          <w:cantSplit/>
+        </w:trPr>
+        <w:tc>
+          <w:tcPr>
+            <w:tcW w:type="dxa" w:w="432"/>
+            <w:vAlign w:val="center"/>
+            <w:tcMar>
+              <w:top w:w="65" w:type="dxa"/>
+              <w:start w:w="90" w:type="dxa"/>
+              <w:bottom w:w="65" w:type="dxa"/>
+              <w:end w:w="90" w:type="dxa"/>
+            </w:tcMar>
+          </w:tcPr>
+          <w:p>
+            <w:pPr>
+              <w:spacing w:after="0" w:line="240" w:lineRule="auto"/>
+            </w:pPr>
+            <w:r>
+              <w:rPr>
+                <w:rFonts w:ascii="Times New Roman" w:hAnsi="Times New Roman" w:eastAsia="Times New Roman"/>
+                <w:b w:val="0"/>
+                <w:color w:val="000000"/>
+                <w:sz w:val="16"/>
+              </w:rPr>
+              <w:t>1</w:t>
+            </w:r>
+          </w:p>
+        </w:tc>
+        <w:tc>
+          <w:tcPr>
+            <w:tcW w:type="dxa" w:w="6696"/>
+            <w:vAlign w:val="center"/>
+            <w:tcMar>
+              <w:top w:w="65" w:type="dxa"/>
+              <w:start w:w="90" w:type="dxa"/>
+              <w:bottom w:w="65" w:type="dxa"/>
+              <w:end w:w="90" w:type="dxa"/>
+            </w:tcMar>
+          </w:tcPr>
+          <w:p>
+            <w:pPr>
+              <w:spacing w:after="0" w:line="240" w:lineRule="auto"/>
+            </w:pPr>
+            <w:r>
+              <w:rPr>
+                <w:rFonts w:ascii="Times New Roman" w:hAnsi="Times New Roman" w:eastAsia="Times New Roman"/>
+                <w:b w:val="0"/>
+                <w:color w:val="000000"/>
+                <w:sz w:val="16"/>
+              </w:rPr>
+              <w:t>Как покупатель, я хочу найти игру по названию и фильтрам, чтобы быстро выбрать подходящий товар.</w:t>
+            </w:r>
+          </w:p>
+        </w:tc>
+        <w:tc>
+          <w:tcPr>
+            <w:tcW w:type="dxa" w:w="1224"/>
+            <w:vAlign w:val="center"/>
+            <w:tcMar>
+              <w:top w:w="65" w:type="dxa"/>
+              <w:start w:w="90" w:type="dxa"/>
+              <w:bottom w:w="65" w:type="dxa"/>
+              <w:end w:w="90" w:type="dxa"/>
+            </w:tcMar>
+          </w:tcPr>
+          <w:p>
+            <w:pPr>
+              <w:spacing w:after="0" w:line="240" w:lineRule="auto"/>
+            </w:pPr>
+            <w:r>
+              <w:rPr>
+                <w:rFonts w:ascii="Times New Roman" w:hAnsi="Times New Roman" w:eastAsia="Times New Roman"/>
+                <w:b w:val="0"/>
+                <w:color w:val="000000"/>
+                <w:sz w:val="16"/>
+              </w:rPr>
+              <w:t>Высокий</w:t>
+            </w:r>
+          </w:p>
+        </w:tc>
+        <w:tc>
+          <w:tcPr>
+            <w:tcW w:type="dxa" w:w="792"/>
+            <w:vAlign w:val="center"/>
+            <w:tcMar>
+              <w:top w:w="65" w:type="dxa"/>
+              <w:start w:w="90" w:type="dxa"/>
+              <w:bottom w:w="65" w:type="dxa"/>
+              <w:end w:w="90" w:type="dxa"/>
+            </w:tcMar>
+          </w:tcPr>
+          <w:p>
+            <w:pPr>
+              <w:spacing w:after="0" w:line="240" w:lineRule="auto"/>
+            </w:pPr>
+            <w:r>
+              <w:rPr>
+                <w:rFonts w:ascii="Times New Roman" w:hAnsi="Times New Roman" w:eastAsia="Times New Roman"/>
+                <w:b w:val="0"/>
+                <w:color w:val="000000"/>
+                <w:sz w:val="16"/>
+              </w:rPr>
+              <w:t>2</w:t>
+            </w:r>
+          </w:p>
+        </w:tc>
+        <w:tc>
+          <w:tcPr>
+            <w:tcW w:type="dxa" w:w="1152"/>
+            <w:vAlign w:val="center"/>
+            <w:tcMar>
+              <w:top w:w="65" w:type="dxa"/>
+              <w:start w:w="90" w:type="dxa"/>
+              <w:bottom w:w="65" w:type="dxa"/>
+              <w:end w:w="90" w:type="dxa"/>
+            </w:tcMar>
+          </w:tcPr>
+          <w:p>
+            <w:pPr>
+              <w:spacing w:after="0" w:line="240" w:lineRule="auto"/>
+            </w:pPr>
+            <w:r>
+              <w:rPr>
+                <w:rFonts w:ascii="Times New Roman" w:hAnsi="Times New Roman" w:eastAsia="Times New Roman"/>
+                <w:b w:val="0"/>
+                <w:color w:val="000000"/>
+                <w:sz w:val="16"/>
+              </w:rPr>
+              <w:t>Да</w:t>
+            </w:r>
+          </w:p>
+        </w:tc>
+      </w:tr>
+      <w:tr>
+        <w:trPr>
+          <w:cantSplit/>
+        </w:trPr>
+        <w:tc>
+          <w:tcPr>
+            <w:tcW w:type="dxa" w:w="432"/>
+            <w:vAlign w:val="center"/>
+            <w:tcMar>
+              <w:top w:w="65" w:type="dxa"/>
+              <w:start w:w="90" w:type="dxa"/>
+              <w:bottom w:w="65" w:type="dxa"/>
+              <w:end w:w="90" w:type="dxa"/>
+            </w:tcMar>
+            <w:shd w:fill="EAF2F8"/>
+          </w:tcPr>
+          <w:p>
+            <w:pPr>
+              <w:spacing w:after="0" w:line="240" w:lineRule="auto"/>
+            </w:pPr>
+            <w:r>
+              <w:rPr>
+                <w:rFonts w:ascii="Times New Roman" w:hAnsi="Times New Roman" w:eastAsia="Times New Roman"/>
+                <w:b w:val="0"/>
+                <w:color w:val="000000"/>
+                <w:sz w:val="16"/>
+              </w:rPr>
+              <w:t>2</w:t>
+            </w:r>
+          </w:p>
+        </w:tc>
+        <w:tc>
+          <w:tcPr>
+            <w:tcW w:type="dxa" w:w="6696"/>
+            <w:vAlign w:val="center"/>
+            <w:tcMar>
+              <w:top w:w="65" w:type="dxa"/>
+              <w:start w:w="90" w:type="dxa"/>
+              <w:bottom w:w="65" w:type="dxa"/>
+              <w:end w:w="90" w:type="dxa"/>
+            </w:tcMar>
+            <w:shd w:fill="EAF2F8"/>
+          </w:tcPr>
+          <w:p>
+            <w:pPr>
+              <w:spacing w:after="0" w:line="240" w:lineRule="auto"/>
+            </w:pPr>
+            <w:r>
+              <w:rPr>
+                <w:rFonts w:ascii="Times New Roman" w:hAnsi="Times New Roman" w:eastAsia="Times New Roman"/>
+                <w:b w:val="0"/>
+                <w:color w:val="000000"/>
+                <w:sz w:val="16"/>
+              </w:rPr>
+              <w:t>Как покупатель, я хочу добавить игру в корзину и применить промокод, чтобы увидеть итоговую стоимость.</w:t>
+            </w:r>
+          </w:p>
+        </w:tc>
+        <w:tc>
+          <w:tcPr>
+            <w:tcW w:type="dxa" w:w="1224"/>
+            <w:vAlign w:val="center"/>
+            <w:tcMar>
+              <w:top w:w="65" w:type="dxa"/>
+              <w:start w:w="90" w:type="dxa"/>
+              <w:bottom w:w="65" w:type="dxa"/>
+              <w:end w:w="90" w:type="dxa"/>
+            </w:tcMar>
+            <w:shd w:fill="EAF2F8"/>
+          </w:tcPr>
+          <w:p>
+            <w:pPr>
+              <w:spacing w:after="0" w:line="240" w:lineRule="auto"/>
+            </w:pPr>
+            <w:r>
+              <w:rPr>
+                <w:rFonts w:ascii="Times New Roman" w:hAnsi="Times New Roman" w:eastAsia="Times New Roman"/>
+                <w:b w:val="0"/>
+                <w:color w:val="000000"/>
+                <w:sz w:val="16"/>
+              </w:rPr>
+              <w:t>Высокий</w:t>
+            </w:r>
+          </w:p>
+        </w:tc>
+        <w:tc>
+          <w:tcPr>
+            <w:tcW w:type="dxa" w:w="792"/>
+            <w:vAlign w:val="center"/>
+            <w:tcMar>
+              <w:top w:w="65" w:type="dxa"/>
+              <w:start w:w="90" w:type="dxa"/>
+              <w:bottom w:w="65" w:type="dxa"/>
+              <w:end w:w="90" w:type="dxa"/>
+            </w:tcMar>
+            <w:shd w:fill="EAF2F8"/>
+          </w:tcPr>
+          <w:p>
+            <w:pPr>
+              <w:spacing w:after="0" w:line="240" w:lineRule="auto"/>
+            </w:pPr>
+            <w:r>
+              <w:rPr>
+                <w:rFonts w:ascii="Times New Roman" w:hAnsi="Times New Roman" w:eastAsia="Times New Roman"/>
+                <w:b w:val="0"/>
+                <w:color w:val="000000"/>
+                <w:sz w:val="16"/>
+              </w:rPr>
+              <w:t>2</w:t>
+            </w:r>
+          </w:p>
+        </w:tc>
+        <w:tc>
+          <w:tcPr>
+            <w:tcW w:type="dxa" w:w="1152"/>
+            <w:vAlign w:val="center"/>
+            <w:tcMar>
+              <w:top w:w="65" w:type="dxa"/>
+              <w:start w:w="90" w:type="dxa"/>
+              <w:bottom w:w="65" w:type="dxa"/>
+              <w:end w:w="90" w:type="dxa"/>
+            </w:tcMar>
+            <w:shd w:fill="EAF2F8"/>
+          </w:tcPr>
+          <w:p>
+            <w:pPr>
+              <w:spacing w:after="0" w:line="240" w:lineRule="auto"/>
+            </w:pPr>
+            <w:r>
+              <w:rPr>
+                <w:rFonts w:ascii="Times New Roman" w:hAnsi="Times New Roman" w:eastAsia="Times New Roman"/>
+                <w:b w:val="0"/>
+                <w:color w:val="000000"/>
+                <w:sz w:val="16"/>
+              </w:rPr>
+              <w:t>Да</w:t>
+            </w:r>
+          </w:p>
+        </w:tc>
+      </w:tr>
+      <w:tr>
+        <w:trPr>
+          <w:cantSplit/>
+        </w:trPr>
+        <w:tc>
+          <w:tcPr>
+            <w:tcW w:type="dxa" w:w="432"/>
+            <w:vAlign w:val="center"/>
+            <w:tcMar>
+              <w:top w:w="65" w:type="dxa"/>
+              <w:start w:w="90" w:type="dxa"/>
+              <w:bottom w:w="65" w:type="dxa"/>
+              <w:end w:w="90" w:type="dxa"/>
+            </w:tcMar>
+          </w:tcPr>
+          <w:p>
+            <w:pPr>
+              <w:spacing w:after="0" w:line="240" w:lineRule="auto"/>
+            </w:pPr>
+            <w:r>
+              <w:rPr>
+                <w:rFonts w:ascii="Times New Roman" w:hAnsi="Times New Roman" w:eastAsia="Times New Roman"/>
+                <w:b w:val="0"/>
+                <w:color w:val="000000"/>
+                <w:sz w:val="16"/>
+              </w:rPr>
+              <w:t>3</w:t>
+            </w:r>
+          </w:p>
+        </w:tc>
+        <w:tc>
+          <w:tcPr>
+            <w:tcW w:type="dxa" w:w="6696"/>
+            <w:vAlign w:val="center"/>
+            <w:tcMar>
+              <w:top w:w="65" w:type="dxa"/>
+              <w:start w:w="90" w:type="dxa"/>
+              <w:bottom w:w="65" w:type="dxa"/>
+              <w:end w:w="90" w:type="dxa"/>
+            </w:tcMar>
+          </w:tcPr>
+          <w:p>
+            <w:pPr>
+              <w:spacing w:after="0" w:line="240" w:lineRule="auto"/>
+            </w:pPr>
+            <w:r>
+              <w:rPr>
+                <w:rFonts w:ascii="Times New Roman" w:hAnsi="Times New Roman" w:eastAsia="Times New Roman"/>
+                <w:b w:val="0"/>
+                <w:color w:val="000000"/>
+                <w:sz w:val="16"/>
+              </w:rPr>
+              <w:t>Как покупатель, я хочу оформить заказ и перейти к оплате, чтобы приобрести выбранную игру.</w:t>
+            </w:r>
+          </w:p>
+        </w:tc>
+        <w:tc>
+          <w:tcPr>
+            <w:tcW w:type="dxa" w:w="1224"/>
+            <w:vAlign w:val="center"/>
+            <w:tcMar>
+              <w:top w:w="65" w:type="dxa"/>
+              <w:start w:w="90" w:type="dxa"/>
+              <w:bottom w:w="65" w:type="dxa"/>
+              <w:end w:w="90" w:type="dxa"/>
+            </w:tcMar>
+          </w:tcPr>
+          <w:p>
+            <w:pPr>
+              <w:spacing w:after="0" w:line="240" w:lineRule="auto"/>
+            </w:pPr>
+            <w:r>
+              <w:rPr>
+                <w:rFonts w:ascii="Times New Roman" w:hAnsi="Times New Roman" w:eastAsia="Times New Roman"/>
+                <w:b w:val="0"/>
+                <w:color w:val="000000"/>
+                <w:sz w:val="16"/>
+              </w:rPr>
+              <w:t>Высокий</w:t>
+            </w:r>
+          </w:p>
+        </w:tc>
+        <w:tc>
+          <w:tcPr>
+            <w:tcW w:type="dxa" w:w="792"/>
+            <w:vAlign w:val="center"/>
+            <w:tcMar>
+              <w:top w:w="65" w:type="dxa"/>
+              <w:start w:w="90" w:type="dxa"/>
+              <w:bottom w:w="65" w:type="dxa"/>
+              <w:end w:w="90" w:type="dxa"/>
+            </w:tcMar>
+          </w:tcPr>
+          <w:p>
+            <w:pPr>
+              <w:spacing w:after="0" w:line="240" w:lineRule="auto"/>
+            </w:pPr>
+            <w:r>
+              <w:rPr>
+                <w:rFonts w:ascii="Times New Roman" w:hAnsi="Times New Roman" w:eastAsia="Times New Roman"/>
+                <w:b w:val="0"/>
+                <w:color w:val="000000"/>
+                <w:sz w:val="16"/>
+              </w:rPr>
+              <w:t>2</w:t>
+            </w:r>
+          </w:p>
+        </w:tc>
+        <w:tc>
+          <w:tcPr>
+            <w:tcW w:type="dxa" w:w="1152"/>
+            <w:vAlign w:val="center"/>
+            <w:tcMar>
+              <w:top w:w="65" w:type="dxa"/>
+              <w:start w:w="90" w:type="dxa"/>
+              <w:bottom w:w="65" w:type="dxa"/>
+              <w:end w:w="90" w:type="dxa"/>
+            </w:tcMar>
+          </w:tcPr>
+          <w:p>
+            <w:pPr>
+              <w:spacing w:after="0" w:line="240" w:lineRule="auto"/>
+            </w:pPr>
+            <w:r>
+              <w:rPr>
+                <w:rFonts w:ascii="Times New Roman" w:hAnsi="Times New Roman" w:eastAsia="Times New Roman"/>
+                <w:b w:val="0"/>
+                <w:color w:val="000000"/>
+                <w:sz w:val="16"/>
+              </w:rPr>
+              <w:t>Да</w:t>
+            </w:r>
+          </w:p>
+        </w:tc>
+      </w:tr>
+      <w:tr>
+        <w:trPr>
+          <w:cantSplit/>
+        </w:trPr>
+        <w:tc>
+          <w:tcPr>
+            <w:tcW w:type="dxa" w:w="432"/>
+            <w:vAlign w:val="center"/>
+            <w:tcMar>
+              <w:top w:w="65" w:type="dxa"/>
+              <w:start w:w="90" w:type="dxa"/>
+              <w:bottom w:w="65" w:type="dxa"/>
+              <w:end w:w="90" w:type="dxa"/>
+            </w:tcMar>
+            <w:shd w:fill="EAF2F8"/>
+          </w:tcPr>
+          <w:p>
+            <w:pPr>
+              <w:spacing w:after="0" w:line="240" w:lineRule="auto"/>
+            </w:pPr>
+            <w:r>
+              <w:rPr>
+                <w:rFonts w:ascii="Times New Roman" w:hAnsi="Times New Roman" w:eastAsia="Times New Roman"/>
+                <w:b w:val="0"/>
+                <w:color w:val="000000"/>
+                <w:sz w:val="16"/>
+              </w:rPr>
+              <w:t>4</w:t>
+            </w:r>
+          </w:p>
+        </w:tc>
+        <w:tc>
+          <w:tcPr>
+            <w:tcW w:type="dxa" w:w="6696"/>
+            <w:vAlign w:val="center"/>
+            <w:tcMar>
+              <w:top w:w="65" w:type="dxa"/>
+              <w:start w:w="90" w:type="dxa"/>
+              <w:bottom w:w="65" w:type="dxa"/>
+              <w:end w:w="90" w:type="dxa"/>
+            </w:tcMar>
+            <w:shd w:fill="EAF2F8"/>
+          </w:tcPr>
+          <w:p>
+            <w:pPr>
+              <w:spacing w:after="0" w:line="240" w:lineRule="auto"/>
+            </w:pPr>
+            <w:r>
+              <w:rPr>
+                <w:rFonts w:ascii="Times New Roman" w:hAnsi="Times New Roman" w:eastAsia="Times New Roman"/>
+                <w:b w:val="0"/>
+                <w:color w:val="000000"/>
+                <w:sz w:val="16"/>
+              </w:rPr>
+              <w:t>Как система, я хочу надежно обработать подтверждение ЮKassa, чтобы правильно изменить статус заказа.</w:t>
+            </w:r>
+          </w:p>
+        </w:tc>
+        <w:tc>
+          <w:tcPr>
+            <w:tcW w:type="dxa" w:w="1224"/>
+            <w:vAlign w:val="center"/>
+            <w:tcMar>
+              <w:top w:w="65" w:type="dxa"/>
+              <w:start w:w="90" w:type="dxa"/>
+              <w:bottom w:w="65" w:type="dxa"/>
+              <w:end w:w="90" w:type="dxa"/>
+            </w:tcMar>
+            <w:shd w:fill="EAF2F8"/>
+          </w:tcPr>
+          <w:p>
+            <w:pPr>
+              <w:spacing w:after="0" w:line="240" w:lineRule="auto"/>
+            </w:pPr>
+            <w:r>
+              <w:rPr>
+                <w:rFonts w:ascii="Times New Roman" w:hAnsi="Times New Roman" w:eastAsia="Times New Roman"/>
+                <w:b w:val="0"/>
+                <w:color w:val="000000"/>
+                <w:sz w:val="16"/>
+              </w:rPr>
+              <w:t>Высокий</w:t>
+            </w:r>
+          </w:p>
+        </w:tc>
+        <w:tc>
+          <w:tcPr>
+            <w:tcW w:type="dxa" w:w="792"/>
+            <w:vAlign w:val="center"/>
+            <w:tcMar>
+              <w:top w:w="65" w:type="dxa"/>
+              <w:start w:w="90" w:type="dxa"/>
+              <w:bottom w:w="65" w:type="dxa"/>
+              <w:end w:w="90" w:type="dxa"/>
+            </w:tcMar>
+            <w:shd w:fill="EAF2F8"/>
+          </w:tcPr>
+          <w:p>
+            <w:pPr>
+              <w:spacing w:after="0" w:line="240" w:lineRule="auto"/>
+            </w:pPr>
+            <w:r>
+              <w:rPr>
+                <w:rFonts w:ascii="Times New Roman" w:hAnsi="Times New Roman" w:eastAsia="Times New Roman"/>
+                <w:b w:val="0"/>
+                <w:color w:val="000000"/>
+                <w:sz w:val="16"/>
+              </w:rPr>
+              <w:t>2</w:t>
+            </w:r>
+          </w:p>
+        </w:tc>
+        <w:tc>
+          <w:tcPr>
+            <w:tcW w:type="dxa" w:w="1152"/>
+            <w:vAlign w:val="center"/>
+            <w:tcMar>
+              <w:top w:w="65" w:type="dxa"/>
+              <w:start w:w="90" w:type="dxa"/>
+              <w:bottom w:w="65" w:type="dxa"/>
+              <w:end w:w="90" w:type="dxa"/>
+            </w:tcMar>
+            <w:shd w:fill="EAF2F8"/>
+          </w:tcPr>
+          <w:p>
+            <w:pPr>
+              <w:spacing w:after="0" w:line="240" w:lineRule="auto"/>
+            </w:pPr>
+            <w:r>
+              <w:rPr>
+                <w:rFonts w:ascii="Times New Roman" w:hAnsi="Times New Roman" w:eastAsia="Times New Roman"/>
+                <w:b w:val="0"/>
+                <w:color w:val="000000"/>
+                <w:sz w:val="16"/>
+              </w:rPr>
+              <w:t>Да</w:t>
+            </w:r>
+          </w:p>
+        </w:tc>
+      </w:tr>
+      <w:tr>
+        <w:trPr>
+          <w:cantSplit/>
+        </w:trPr>
+        <w:tc>
+          <w:tcPr>
+            <w:tcW w:type="dxa" w:w="432"/>
+            <w:vAlign w:val="center"/>
+            <w:tcMar>
+              <w:top w:w="65" w:type="dxa"/>
+              <w:start w:w="90" w:type="dxa"/>
+              <w:bottom w:w="65" w:type="dxa"/>
+              <w:end w:w="90" w:type="dxa"/>
+            </w:tcMar>
+          </w:tcPr>
+          <w:p>
+            <w:pPr>
+              <w:spacing w:after="0" w:line="240" w:lineRule="auto"/>
+            </w:pPr>
+            <w:r>
+              <w:rPr>
+                <w:rFonts w:ascii="Times New Roman" w:hAnsi="Times New Roman" w:eastAsia="Times New Roman"/>
+                <w:b w:val="0"/>
+                <w:color w:val="000000"/>
+                <w:sz w:val="16"/>
+              </w:rPr>
+              <w:t>5</w:t>
+            </w:r>
+          </w:p>
+        </w:tc>
+        <w:tc>
+          <w:tcPr>
+            <w:tcW w:type="dxa" w:w="6696"/>
+            <w:vAlign w:val="center"/>
+            <w:tcMar>
+              <w:top w:w="65" w:type="dxa"/>
+              <w:start w:w="90" w:type="dxa"/>
+              <w:bottom w:w="65" w:type="dxa"/>
+              <w:end w:w="90" w:type="dxa"/>
+            </w:tcMar>
+          </w:tcPr>
+          <w:p>
+            <w:pPr>
+              <w:spacing w:after="0" w:line="240" w:lineRule="auto"/>
+            </w:pPr>
+            <w:r>
+              <w:rPr>
+                <w:rFonts w:ascii="Times New Roman" w:hAnsi="Times New Roman" w:eastAsia="Times New Roman"/>
+                <w:b w:val="0"/>
+                <w:color w:val="000000"/>
+                <w:sz w:val="16"/>
+              </w:rPr>
+              <w:t>Как покупатель, я хочу получить ключ в библиотеке и на email в течение минуты, чтобы сразу начать пользоваться покупкой.</w:t>
+            </w:r>
+          </w:p>
+        </w:tc>
+        <w:tc>
+          <w:tcPr>
+            <w:tcW w:type="dxa" w:w="1224"/>
+            <w:vAlign w:val="center"/>
+            <w:tcMar>
+              <w:top w:w="65" w:type="dxa"/>
+              <w:start w:w="90" w:type="dxa"/>
+              <w:bottom w:w="65" w:type="dxa"/>
+              <w:end w:w="90" w:type="dxa"/>
+            </w:tcMar>
+          </w:tcPr>
+          <w:p>
+            <w:pPr>
+              <w:spacing w:after="0" w:line="240" w:lineRule="auto"/>
+            </w:pPr>
+            <w:r>
+              <w:rPr>
+                <w:rFonts w:ascii="Times New Roman" w:hAnsi="Times New Roman" w:eastAsia="Times New Roman"/>
+                <w:b w:val="0"/>
+                <w:color w:val="000000"/>
+                <w:sz w:val="16"/>
+              </w:rPr>
+              <w:t>Высокий</w:t>
+            </w:r>
+          </w:p>
+        </w:tc>
+        <w:tc>
+          <w:tcPr>
+            <w:tcW w:type="dxa" w:w="792"/>
+            <w:vAlign w:val="center"/>
+            <w:tcMar>
+              <w:top w:w="65" w:type="dxa"/>
+              <w:start w:w="90" w:type="dxa"/>
+              <w:bottom w:w="65" w:type="dxa"/>
+              <w:end w:w="90" w:type="dxa"/>
+            </w:tcMar>
+          </w:tcPr>
+          <w:p>
+            <w:pPr>
+              <w:spacing w:after="0" w:line="240" w:lineRule="auto"/>
+            </w:pPr>
+            <w:r>
+              <w:rPr>
+                <w:rFonts w:ascii="Times New Roman" w:hAnsi="Times New Roman" w:eastAsia="Times New Roman"/>
+                <w:b w:val="0"/>
+                <w:color w:val="000000"/>
+                <w:sz w:val="16"/>
+              </w:rPr>
+              <w:t>2</w:t>
+            </w:r>
+          </w:p>
+        </w:tc>
+        <w:tc>
+          <w:tcPr>
+            <w:tcW w:type="dxa" w:w="1152"/>
+            <w:vAlign w:val="center"/>
+            <w:tcMar>
+              <w:top w:w="65" w:type="dxa"/>
+              <w:start w:w="90" w:type="dxa"/>
+              <w:bottom w:w="65" w:type="dxa"/>
+              <w:end w:w="90" w:type="dxa"/>
+            </w:tcMar>
+          </w:tcPr>
+          <w:p>
+            <w:pPr>
+              <w:spacing w:after="0" w:line="240" w:lineRule="auto"/>
+            </w:pPr>
+            <w:r>
+              <w:rPr>
+                <w:rFonts w:ascii="Times New Roman" w:hAnsi="Times New Roman" w:eastAsia="Times New Roman"/>
+                <w:b w:val="0"/>
+                <w:color w:val="000000"/>
+                <w:sz w:val="16"/>
+              </w:rPr>
+              <w:t>Да</w:t>
+            </w:r>
+          </w:p>
+        </w:tc>
+      </w:tr>
+      <w:tr>
+        <w:trPr>
+          <w:cantSplit/>
+        </w:trPr>
+        <w:tc>
+          <w:tcPr>
+            <w:tcW w:type="dxa" w:w="432"/>
+            <w:vAlign w:val="center"/>
+            <w:tcMar>
+              <w:top w:w="65" w:type="dxa"/>
+              <w:start w:w="90" w:type="dxa"/>
+              <w:bottom w:w="65" w:type="dxa"/>
+              <w:end w:w="90" w:type="dxa"/>
+            </w:tcMar>
+            <w:shd w:fill="EAF2F8"/>
+          </w:tcPr>
+          <w:p>
+            <w:pPr>
+              <w:spacing w:after="0" w:line="240" w:lineRule="auto"/>
+            </w:pPr>
+            <w:r>
+              <w:rPr>
+                <w:rFonts w:ascii="Times New Roman" w:hAnsi="Times New Roman" w:eastAsia="Times New Roman"/>
+                <w:b w:val="0"/>
+                <w:color w:val="000000"/>
+                <w:sz w:val="16"/>
+              </w:rPr>
+              <w:t>6</w:t>
+            </w:r>
+          </w:p>
+        </w:tc>
+        <w:tc>
+          <w:tcPr>
+            <w:tcW w:type="dxa" w:w="6696"/>
+            <w:vAlign w:val="center"/>
+            <w:tcMar>
+              <w:top w:w="65" w:type="dxa"/>
+              <w:start w:w="90" w:type="dxa"/>
+              <w:bottom w:w="65" w:type="dxa"/>
+              <w:end w:w="90" w:type="dxa"/>
+            </w:tcMar>
+            <w:shd w:fill="EAF2F8"/>
+          </w:tcPr>
+          <w:p>
+            <w:pPr>
+              <w:spacing w:after="0" w:line="240" w:lineRule="auto"/>
+            </w:pPr>
+            <w:r>
+              <w:rPr>
+                <w:rFonts w:ascii="Times New Roman" w:hAnsi="Times New Roman" w:eastAsia="Times New Roman"/>
+                <w:b w:val="0"/>
+                <w:color w:val="000000"/>
+                <w:sz w:val="16"/>
+              </w:rPr>
+              <w:t>Как покупатель, я хочу запросить возврат допустимого заказа, чтобы вернуть средства по правилам магазина.</w:t>
+            </w:r>
+          </w:p>
+        </w:tc>
+        <w:tc>
+          <w:tcPr>
+            <w:tcW w:type="dxa" w:w="1224"/>
+            <w:vAlign w:val="center"/>
+            <w:tcMar>
+              <w:top w:w="65" w:type="dxa"/>
+              <w:start w:w="90" w:type="dxa"/>
+              <w:bottom w:w="65" w:type="dxa"/>
+              <w:end w:w="90" w:type="dxa"/>
+            </w:tcMar>
+            <w:shd w:fill="EAF2F8"/>
+          </w:tcPr>
+          <w:p>
+            <w:pPr>
+              <w:spacing w:after="0" w:line="240" w:lineRule="auto"/>
+            </w:pPr>
+            <w:r>
+              <w:rPr>
+                <w:rFonts w:ascii="Times New Roman" w:hAnsi="Times New Roman" w:eastAsia="Times New Roman"/>
+                <w:b w:val="0"/>
+                <w:color w:val="000000"/>
+                <w:sz w:val="16"/>
+              </w:rPr>
+              <w:t>Средний</w:t>
+            </w:r>
+          </w:p>
+        </w:tc>
+        <w:tc>
+          <w:tcPr>
+            <w:tcW w:type="dxa" w:w="792"/>
+            <w:vAlign w:val="center"/>
+            <w:tcMar>
+              <w:top w:w="65" w:type="dxa"/>
+              <w:start w:w="90" w:type="dxa"/>
+              <w:bottom w:w="65" w:type="dxa"/>
+              <w:end w:w="90" w:type="dxa"/>
+            </w:tcMar>
+            <w:shd w:fill="EAF2F8"/>
+          </w:tcPr>
+          <w:p>
+            <w:pPr>
+              <w:spacing w:after="0" w:line="240" w:lineRule="auto"/>
+            </w:pPr>
+            <w:r>
+              <w:rPr>
+                <w:rFonts w:ascii="Times New Roman" w:hAnsi="Times New Roman" w:eastAsia="Times New Roman"/>
+                <w:b w:val="0"/>
+                <w:color w:val="000000"/>
+                <w:sz w:val="16"/>
+              </w:rPr>
+              <w:t>3</w:t>
+            </w:r>
+          </w:p>
+        </w:tc>
+        <w:tc>
+          <w:tcPr>
+            <w:tcW w:type="dxa" w:w="1152"/>
+            <w:vAlign w:val="center"/>
+            <w:tcMar>
+              <w:top w:w="65" w:type="dxa"/>
+              <w:start w:w="90" w:type="dxa"/>
+              <w:bottom w:w="65" w:type="dxa"/>
+              <w:end w:w="90" w:type="dxa"/>
+            </w:tcMar>
+            <w:shd w:fill="EAF2F8"/>
+          </w:tcPr>
+          <w:p>
+            <w:pPr>
+              <w:spacing w:after="0" w:line="240" w:lineRule="auto"/>
+            </w:pPr>
+            <w:r>
+              <w:rPr>
+                <w:rFonts w:ascii="Times New Roman" w:hAnsi="Times New Roman" w:eastAsia="Times New Roman"/>
+                <w:b w:val="0"/>
+                <w:color w:val="000000"/>
+                <w:sz w:val="16"/>
+              </w:rPr>
+              <w:t>Нет</w:t>
+            </w:r>
+          </w:p>
+        </w:tc>
+      </w:tr>
+      <w:tr>
+        <w:trPr>
+          <w:cantSplit/>
+        </w:trPr>
+        <w:tc>
+          <w:tcPr>
+            <w:tcW w:type="dxa" w:w="432"/>
+            <w:vAlign w:val="center"/>
+            <w:tcMar>
+              <w:top w:w="65" w:type="dxa"/>
+              <w:start w:w="90" w:type="dxa"/>
+              <w:bottom w:w="65" w:type="dxa"/>
+              <w:end w:w="90" w:type="dxa"/>
+            </w:tcMar>
+          </w:tcPr>
+          <w:p>
+            <w:pPr>
+              <w:spacing w:after="0" w:line="240" w:lineRule="auto"/>
+            </w:pPr>
+            <w:r>
+              <w:rPr>
+                <w:rFonts w:ascii="Times New Roman" w:hAnsi="Times New Roman" w:eastAsia="Times New Roman"/>
+                <w:b w:val="0"/>
+                <w:color w:val="000000"/>
+                <w:sz w:val="16"/>
+              </w:rPr>
+              <w:t>7</w:t>
+            </w:r>
+          </w:p>
+        </w:tc>
+        <w:tc>
+          <w:tcPr>
+            <w:tcW w:type="dxa" w:w="6696"/>
+            <w:vAlign w:val="center"/>
+            <w:tcMar>
+              <w:top w:w="65" w:type="dxa"/>
+              <w:start w:w="90" w:type="dxa"/>
+              <w:bottom w:w="65" w:type="dxa"/>
+              <w:end w:w="90" w:type="dxa"/>
+            </w:tcMar>
+          </w:tcPr>
+          <w:p>
+            <w:pPr>
+              <w:spacing w:after="0" w:line="240" w:lineRule="auto"/>
+            </w:pPr>
+            <w:r>
+              <w:rPr>
+                <w:rFonts w:ascii="Times New Roman" w:hAnsi="Times New Roman" w:eastAsia="Times New Roman"/>
+                <w:b w:val="0"/>
+                <w:color w:val="000000"/>
+                <w:sz w:val="16"/>
+              </w:rPr>
+              <w:t>Как покупатель, я хочу оставить отзыв о купленной игре, чтобы поделиться опытом.</w:t>
+            </w:r>
+          </w:p>
+        </w:tc>
+        <w:tc>
+          <w:tcPr>
+            <w:tcW w:type="dxa" w:w="1224"/>
+            <w:vAlign w:val="center"/>
+            <w:tcMar>
+              <w:top w:w="65" w:type="dxa"/>
+              <w:start w:w="90" w:type="dxa"/>
+              <w:bottom w:w="65" w:type="dxa"/>
+              <w:end w:w="90" w:type="dxa"/>
+            </w:tcMar>
+          </w:tcPr>
+          <w:p>
+            <w:pPr>
+              <w:spacing w:after="0" w:line="240" w:lineRule="auto"/>
+            </w:pPr>
+            <w:r>
+              <w:rPr>
+                <w:rFonts w:ascii="Times New Roman" w:hAnsi="Times New Roman" w:eastAsia="Times New Roman"/>
+                <w:b w:val="0"/>
+                <w:color w:val="000000"/>
+                <w:sz w:val="16"/>
+              </w:rPr>
+              <w:t>Средний</w:t>
+            </w:r>
+          </w:p>
+        </w:tc>
+        <w:tc>
+          <w:tcPr>
+            <w:tcW w:type="dxa" w:w="792"/>
+            <w:vAlign w:val="center"/>
+            <w:tcMar>
+              <w:top w:w="65" w:type="dxa"/>
+              <w:start w:w="90" w:type="dxa"/>
+              <w:bottom w:w="65" w:type="dxa"/>
+              <w:end w:w="90" w:type="dxa"/>
+            </w:tcMar>
+          </w:tcPr>
+          <w:p>
+            <w:pPr>
+              <w:spacing w:after="0" w:line="240" w:lineRule="auto"/>
+            </w:pPr>
+            <w:r>
+              <w:rPr>
+                <w:rFonts w:ascii="Times New Roman" w:hAnsi="Times New Roman" w:eastAsia="Times New Roman"/>
+                <w:b w:val="0"/>
+                <w:color w:val="000000"/>
+                <w:sz w:val="16"/>
+              </w:rPr>
+              <w:t>2</w:t>
+            </w:r>
+          </w:p>
+        </w:tc>
+        <w:tc>
+          <w:tcPr>
+            <w:tcW w:type="dxa" w:w="1152"/>
+            <w:vAlign w:val="center"/>
+            <w:tcMar>
+              <w:top w:w="65" w:type="dxa"/>
+              <w:start w:w="90" w:type="dxa"/>
+              <w:bottom w:w="65" w:type="dxa"/>
+              <w:end w:w="90" w:type="dxa"/>
+            </w:tcMar>
+          </w:tcPr>
+          <w:p>
+            <w:pPr>
+              <w:spacing w:after="0" w:line="240" w:lineRule="auto"/>
+            </w:pPr>
+            <w:r>
+              <w:rPr>
+                <w:rFonts w:ascii="Times New Roman" w:hAnsi="Times New Roman" w:eastAsia="Times New Roman"/>
+                <w:b w:val="0"/>
+                <w:color w:val="000000"/>
+                <w:sz w:val="16"/>
+              </w:rPr>
+              <w:t>Нет</w:t>
+            </w:r>
+          </w:p>
+        </w:tc>
+      </w:tr>
+      <w:tr>
+        <w:trPr>
+          <w:cantSplit/>
+        </w:trPr>
+        <w:tc>
+          <w:tcPr>
+            <w:tcW w:type="dxa" w:w="432"/>
+            <w:vAlign w:val="center"/>
+            <w:tcMar>
+              <w:top w:w="65" w:type="dxa"/>
+              <w:start w:w="90" w:type="dxa"/>
+              <w:bottom w:w="65" w:type="dxa"/>
+              <w:end w:w="90" w:type="dxa"/>
+            </w:tcMar>
+            <w:shd w:fill="EAF2F8"/>
+          </w:tcPr>
+          <w:p>
+            <w:pPr>
+              <w:spacing w:after="0" w:line="240" w:lineRule="auto"/>
+            </w:pPr>
+            <w:r>
+              <w:rPr>
+                <w:rFonts w:ascii="Times New Roman" w:hAnsi="Times New Roman" w:eastAsia="Times New Roman"/>
+                <w:b w:val="0"/>
+                <w:color w:val="000000"/>
+                <w:sz w:val="16"/>
+              </w:rPr>
+              <w:t>8</w:t>
+            </w:r>
+          </w:p>
+        </w:tc>
+        <w:tc>
+          <w:tcPr>
+            <w:tcW w:type="dxa" w:w="6696"/>
+            <w:vAlign w:val="center"/>
+            <w:tcMar>
+              <w:top w:w="65" w:type="dxa"/>
+              <w:start w:w="90" w:type="dxa"/>
+              <w:bottom w:w="65" w:type="dxa"/>
+              <w:end w:w="90" w:type="dxa"/>
+            </w:tcMar>
+            <w:shd w:fill="EAF2F8"/>
+          </w:tcPr>
+          <w:p>
+            <w:pPr>
+              <w:spacing w:after="0" w:line="240" w:lineRule="auto"/>
+            </w:pPr>
+            <w:r>
+              <w:rPr>
+                <w:rFonts w:ascii="Times New Roman" w:hAnsi="Times New Roman" w:eastAsia="Times New Roman"/>
+                <w:b w:val="0"/>
+                <w:color w:val="000000"/>
+                <w:sz w:val="16"/>
+              </w:rPr>
+              <w:t>Как администратор, я хочу сформировать отчет, чтобы оценить продажи, возвраты и остатки ключей.</w:t>
+            </w:r>
+          </w:p>
+        </w:tc>
+        <w:tc>
+          <w:tcPr>
+            <w:tcW w:type="dxa" w:w="1224"/>
+            <w:vAlign w:val="center"/>
+            <w:tcMar>
+              <w:top w:w="65" w:type="dxa"/>
+              <w:start w:w="90" w:type="dxa"/>
+              <w:bottom w:w="65" w:type="dxa"/>
+              <w:end w:w="90" w:type="dxa"/>
+            </w:tcMar>
+            <w:shd w:fill="EAF2F8"/>
+          </w:tcPr>
+          <w:p>
+            <w:pPr>
+              <w:spacing w:after="0" w:line="240" w:lineRule="auto"/>
+            </w:pPr>
+            <w:r>
+              <w:rPr>
+                <w:rFonts w:ascii="Times New Roman" w:hAnsi="Times New Roman" w:eastAsia="Times New Roman"/>
+                <w:b w:val="0"/>
+                <w:color w:val="000000"/>
+                <w:sz w:val="16"/>
+              </w:rPr>
+              <w:t>Средний</w:t>
+            </w:r>
+          </w:p>
+        </w:tc>
+        <w:tc>
+          <w:tcPr>
+            <w:tcW w:type="dxa" w:w="792"/>
+            <w:vAlign w:val="center"/>
+            <w:tcMar>
+              <w:top w:w="65" w:type="dxa"/>
+              <w:start w:w="90" w:type="dxa"/>
+              <w:bottom w:w="65" w:type="dxa"/>
+              <w:end w:w="90" w:type="dxa"/>
+            </w:tcMar>
+            <w:shd w:fill="EAF2F8"/>
+          </w:tcPr>
+          <w:p>
+            <w:pPr>
+              <w:spacing w:after="0" w:line="240" w:lineRule="auto"/>
+            </w:pPr>
+            <w:r>
+              <w:rPr>
+                <w:rFonts w:ascii="Times New Roman" w:hAnsi="Times New Roman" w:eastAsia="Times New Roman"/>
+                <w:b w:val="0"/>
+                <w:color w:val="000000"/>
+                <w:sz w:val="16"/>
+              </w:rPr>
+              <w:t>3</w:t>
+            </w:r>
+          </w:p>
+        </w:tc>
+        <w:tc>
+          <w:tcPr>
+            <w:tcW w:type="dxa" w:w="1152"/>
+            <w:vAlign w:val="center"/>
+            <w:tcMar>
+              <w:top w:w="65" w:type="dxa"/>
+              <w:start w:w="90" w:type="dxa"/>
+              <w:bottom w:w="65" w:type="dxa"/>
+              <w:end w:w="90" w:type="dxa"/>
+            </w:tcMar>
+            <w:shd w:fill="EAF2F8"/>
+          </w:tcPr>
+          <w:p>
+            <w:pPr>
+              <w:spacing w:after="0" w:line="240" w:lineRule="auto"/>
+            </w:pPr>
+            <w:r>
+              <w:rPr>
+                <w:rFonts w:ascii="Times New Roman" w:hAnsi="Times New Roman" w:eastAsia="Times New Roman"/>
+                <w:b w:val="0"/>
+                <w:color w:val="000000"/>
+                <w:sz w:val="16"/>
+              </w:rPr>
+              <w:t>Нет</w:t>
+            </w:r>
+          </w:p>
+        </w:tc>
+      </w:tr>
+      <w:tr>
+        <w:trPr>
+          <w:cantSplit/>
+        </w:trPr>
+        <w:tc>
+          <w:tcPr>
+            <w:tcW w:type="dxa" w:w="432"/>
+            <w:vAlign w:val="center"/>
+            <w:tcMar>
+              <w:top w:w="65" w:type="dxa"/>
+              <w:start w:w="90" w:type="dxa"/>
+              <w:bottom w:w="65" w:type="dxa"/>
+              <w:end w:w="90" w:type="dxa"/>
+            </w:tcMar>
+          </w:tcPr>
+          <w:p>
+            <w:pPr>
+              <w:spacing w:after="0" w:line="240" w:lineRule="auto"/>
+            </w:pPr>
+            <w:r>
+              <w:rPr>
+                <w:rFonts w:ascii="Times New Roman" w:hAnsi="Times New Roman" w:eastAsia="Times New Roman"/>
+                <w:b w:val="0"/>
+                <w:color w:val="000000"/>
+                <w:sz w:val="16"/>
+              </w:rPr>
+              <w:t>9</w:t>
+            </w:r>
+          </w:p>
+        </w:tc>
+        <w:tc>
+          <w:tcPr>
+            <w:tcW w:type="dxa" w:w="6696"/>
+            <w:vAlign w:val="center"/>
+            <w:tcMar>
+              <w:top w:w="65" w:type="dxa"/>
+              <w:start w:w="90" w:type="dxa"/>
+              <w:bottom w:w="65" w:type="dxa"/>
+              <w:end w:w="90" w:type="dxa"/>
+            </w:tcMar>
+          </w:tcPr>
+          <w:p>
+            <w:pPr>
+              <w:spacing w:after="0" w:line="240" w:lineRule="auto"/>
+            </w:pPr>
+            <w:r>
+              <w:rPr>
+                <w:rFonts w:ascii="Times New Roman" w:hAnsi="Times New Roman" w:eastAsia="Times New Roman"/>
+                <w:b w:val="0"/>
+                <w:color w:val="000000"/>
+                <w:sz w:val="16"/>
+              </w:rPr>
+              <w:t>Как покупатель, я хочу сохранить игру в списке желаемого, чтобы вернуться к ней позже.</w:t>
+            </w:r>
+          </w:p>
+        </w:tc>
+        <w:tc>
+          <w:tcPr>
+            <w:tcW w:type="dxa" w:w="1224"/>
+            <w:vAlign w:val="center"/>
+            <w:tcMar>
+              <w:top w:w="65" w:type="dxa"/>
+              <w:start w:w="90" w:type="dxa"/>
+              <w:bottom w:w="65" w:type="dxa"/>
+              <w:end w:w="90" w:type="dxa"/>
+            </w:tcMar>
+          </w:tcPr>
+          <w:p>
+            <w:pPr>
+              <w:spacing w:after="0" w:line="240" w:lineRule="auto"/>
+            </w:pPr>
+            <w:r>
+              <w:rPr>
+                <w:rFonts w:ascii="Times New Roman" w:hAnsi="Times New Roman" w:eastAsia="Times New Roman"/>
+                <w:b w:val="0"/>
+                <w:color w:val="000000"/>
+                <w:sz w:val="16"/>
+              </w:rPr>
+              <w:t>Низкий</w:t>
+            </w:r>
+          </w:p>
+        </w:tc>
+        <w:tc>
+          <w:tcPr>
+            <w:tcW w:type="dxa" w:w="792"/>
+            <w:vAlign w:val="center"/>
+            <w:tcMar>
+              <w:top w:w="65" w:type="dxa"/>
+              <w:start w:w="90" w:type="dxa"/>
+              <w:bottom w:w="65" w:type="dxa"/>
+              <w:end w:w="90" w:type="dxa"/>
+            </w:tcMar>
+          </w:tcPr>
+          <w:p>
+            <w:pPr>
+              <w:spacing w:after="0" w:line="240" w:lineRule="auto"/>
+            </w:pPr>
+            <w:r>
+              <w:rPr>
+                <w:rFonts w:ascii="Times New Roman" w:hAnsi="Times New Roman" w:eastAsia="Times New Roman"/>
+                <w:b w:val="0"/>
+                <w:color w:val="000000"/>
+                <w:sz w:val="16"/>
+              </w:rPr>
+              <w:t>3</w:t>
+            </w:r>
+          </w:p>
+        </w:tc>
+        <w:tc>
+          <w:tcPr>
+            <w:tcW w:type="dxa" w:w="1152"/>
+            <w:vAlign w:val="center"/>
+            <w:tcMar>
+              <w:top w:w="65" w:type="dxa"/>
+              <w:start w:w="90" w:type="dxa"/>
+              <w:bottom w:w="65" w:type="dxa"/>
+              <w:end w:w="90" w:type="dxa"/>
+            </w:tcMar>
+          </w:tcPr>
+          <w:p>
+            <w:pPr>
+              <w:spacing w:after="0" w:line="240" w:lineRule="auto"/>
+            </w:pPr>
+            <w:r>
+              <w:rPr>
+                <w:rFonts w:ascii="Times New Roman" w:hAnsi="Times New Roman" w:eastAsia="Times New Roman"/>
+                <w:b w:val="0"/>
+                <w:color w:val="000000"/>
+                <w:sz w:val="16"/>
+              </w:rPr>
+              <w:t>Нет</w:t>
+            </w:r>
+          </w:p>
+        </w:tc>
+      </w:tr>
+    </w:tbl>
+    <w:p>
+      <w:pPr>
+        <w:spacing w:after="0"/>
+      </w:pPr>
+    </w:p>
+    <w:p>
+      <w:pPr>
+        <w:pStyle w:val="Heading1"/>
+      </w:pPr>
+      <w:r>
+        <w:t>Обоснование выбора</w:t>
+      </w:r>
+    </w:p>
+    <w:p>
+      <w:pPr>
+        <w:jc w:val="both"/>
+      </w:pPr>
+      <w:r>
+        <w:rPr>
+          <w:rFonts w:ascii="Times New Roman" w:hAnsi="Times New Roman" w:eastAsia="Times New Roman"/>
+          <w:color w:val="000000"/>
+          <w:sz w:val="22"/>
+        </w:rPr>
+        <w:t>В спринт включены задачи 1-5 общей трудоемкостью 10 рабочих дней. Они образуют один законченный путь от поиска игры до подтвержденной оплаты и выдачи ключа, поэтому результат можно продемонстрировать и проверить. Возвраты, отзывы, отчетность и список желаемого зависят от готовности основного пути покупки и переносятся в последующие спринты.</w:t>
+      </w:r>
+    </w:p>
     <w:sectPr>
       <w:pgSz w:w="12240" w:h="15840"/>
       <w:pgMar w:top="1008" w:right="1008" w:bottom="1008" w:left="1008" w:header="720" w:footer="720" w:gutter="0"/>
